--- a/PRDs/CBM-PRD-CRM-Partners.docx
+++ b/PRDs/CBM-PRD-CRM-Partners.docx
@@ -14059,11 +14059,6 @@
       </w:r>
     </w:p>
     <w:p>
-      <w:r>
-        <w:br w:type="page"/>
-      </w:r>
-    </w:p>
-    <w:p>
       <w:pPr>
         <w:pStyle w:val="Heading1"/>
       </w:pPr>
@@ -14076,7 +14071,361 @@
           <w:sz w:val="32"/>
           <w:szCs w:val="32"/>
         </w:rPr>
-        <w:t xml:space="preserve">15. Document Control</w:t>
+        <w:t xml:space="preserve">15. Implementation Notes</w:t>
+      </w:r>
+    </w:p>
+    <w:p>
+      <w:pPr>
+        <w:spacing w:after="120"/>
+        <w:jc w:val="left"/>
+      </w:pPr>
+      <w:r>
+        <w:rPr>
+          <w:rFonts w:ascii="Arial" w:cs="Arial" w:eastAsia="Arial" w:hAnsi="Arial"/>
+          <w:b w:val="false"/>
+          <w:bCs w:val="false"/>
+          <w:sz w:val="24"/>
+          <w:szCs w:val="24"/>
+        </w:rPr>
+        <w:t xml:space="preserve">This section documents key implementation decisions made during requirements discovery. These decisions are recorded here to preserve the rationale and guide configuration work when this PRD moves into implementation.</w:t>
+      </w:r>
+    </w:p>
+    <w:p>
+      <w:r>
+        <w:t xml:space="preserve"/>
+      </w:r>
+    </w:p>
+    <w:p>
+      <w:pPr>
+        <w:pStyle w:val="Heading2"/>
+      </w:pPr>
+      <w:r>
+        <w:rPr>
+          <w:rFonts w:ascii="Arial" w:cs="Arial" w:eastAsia="Arial" w:hAnsi="Arial"/>
+          <w:b/>
+          <w:bCs/>
+          <w:color w:val="2E75B6"/>
+          <w:sz w:val="28"/>
+          <w:szCs w:val="28"/>
+        </w:rPr>
+        <w:t xml:space="preserve">15.1 Partner Entity — Use of EspoCRM Accounts</w:t>
+      </w:r>
+    </w:p>
+    <w:p>
+      <w:pPr>
+        <w:spacing w:after="120"/>
+        <w:jc w:val="left"/>
+      </w:pPr>
+      <w:r>
+        <w:rPr>
+          <w:rFonts w:ascii="Arial" w:cs="Arial" w:eastAsia="Arial" w:hAnsi="Arial"/>
+          <w:b w:val="false"/>
+          <w:bCs w:val="false"/>
+          <w:sz w:val="24"/>
+          <w:szCs w:val="24"/>
+        </w:rPr>
+        <w:t xml:space="preserve">Partners will be modeled using EspoCRM's native Accounts entity — the same entity used for Client Companies. A single Account entity covers all organizations in the CBM system.</w:t>
+      </w:r>
+    </w:p>
+    <w:p>
+      <w:r>
+        <w:t xml:space="preserve"/>
+      </w:r>
+    </w:p>
+    <w:p>
+      <w:pPr>
+        <w:spacing w:after="120"/>
+        <w:jc w:val="left"/>
+      </w:pPr>
+      <w:r>
+        <w:rPr>
+          <w:rFonts w:ascii="Arial" w:cs="Arial" w:eastAsia="Arial" w:hAnsi="Arial"/>
+          <w:b w:val="false"/>
+          <w:bCs w:val="false"/>
+          <w:sz w:val="24"/>
+          <w:szCs w:val="24"/>
+        </w:rPr>
+        <w:t xml:space="preserve">This decision was made for the following reasons:</w:t>
+      </w:r>
+    </w:p>
+    <w:p>
+      <w:pPr>
+        <w:pStyle w:val="ListParagraph"/>
+        <w:numPr>
+          <w:ilvl w:val="0"/>
+          <w:numId w:val="2"/>
+        </w:numPr>
+        <w:spacing w:after="80"/>
+      </w:pPr>
+      <w:r>
+        <w:rPr>
+          <w:rFonts w:ascii="Arial" w:cs="Arial" w:eastAsia="Arial" w:hAnsi="Arial"/>
+          <w:sz w:val="24"/>
+          <w:szCs w:val="24"/>
+        </w:rPr>
+        <w:t xml:space="preserve">Partners are organizations (companies), and EspoCRM's Accounts entity is the native home for all organization records.</w:t>
+      </w:r>
+    </w:p>
+    <w:p>
+      <w:pPr>
+        <w:pStyle w:val="ListParagraph"/>
+        <w:numPr>
+          <w:ilvl w:val="0"/>
+          <w:numId w:val="2"/>
+        </w:numPr>
+        <w:spacing w:after="80"/>
+      </w:pPr>
+      <w:r>
+        <w:rPr>
+          <w:rFonts w:ascii="Arial" w:cs="Arial" w:eastAsia="Arial" w:hAnsi="Arial"/>
+          <w:sz w:val="24"/>
+          <w:szCs w:val="24"/>
+        </w:rPr>
+        <w:t xml:space="preserve">Client Companies are already modeled as Accounts. Modeling Partners as a separate custom entity would create two disconnected pools of organization records — one for client companies and one for partners.</w:t>
+      </w:r>
+    </w:p>
+    <w:p>
+      <w:pPr>
+        <w:pStyle w:val="ListParagraph"/>
+        <w:numPr>
+          <w:ilvl w:val="0"/>
+          <w:numId w:val="2"/>
+        </w:numPr>
+        <w:spacing w:after="80"/>
+      </w:pPr>
+      <w:r>
+        <w:rPr>
+          <w:rFonts w:ascii="Arial" w:cs="Arial" w:eastAsia="Arial" w:hAnsi="Arial"/>
+          <w:sz w:val="24"/>
+          <w:szCs w:val="24"/>
+        </w:rPr>
+        <w:t xml:space="preserve">Users searching for a partner organization may not know whether to look in a "Partners" area or a "Client Companies" area. A single unified entity eliminates this ambiguity and prevents duplicate records being created in the wrong place.</w:t>
+      </w:r>
+    </w:p>
+    <w:p>
+      <w:pPr>
+        <w:pStyle w:val="ListParagraph"/>
+        <w:numPr>
+          <w:ilvl w:val="0"/>
+          <w:numId w:val="2"/>
+        </w:numPr>
+        <w:spacing w:after="80"/>
+      </w:pPr>
+      <w:r>
+        <w:rPr>
+          <w:rFonts w:ascii="Arial" w:cs="Arial" w:eastAsia="Arial" w:hAnsi="Arial"/>
+          <w:sz w:val="24"/>
+          <w:szCs w:val="24"/>
+        </w:rPr>
+        <w:t xml:space="preserve">The edge case of a single organization being both a Client Company and a Partner simultaneously is considered rare enough that it does not offset the significant risk of fragmented organization data.</w:t>
+      </w:r>
+    </w:p>
+    <w:p>
+      <w:r>
+        <w:t xml:space="preserve"/>
+      </w:r>
+    </w:p>
+    <w:p>
+      <w:pPr>
+        <w:pStyle w:val="Heading2"/>
+      </w:pPr>
+      <w:r>
+        <w:rPr>
+          <w:rFonts w:ascii="Arial" w:cs="Arial" w:eastAsia="Arial" w:hAnsi="Arial"/>
+          <w:b/>
+          <w:bCs/>
+          <w:color w:val="2E75B6"/>
+          <w:sz w:val="28"/>
+          <w:szCs w:val="28"/>
+        </w:rPr>
+        <w:t xml:space="preserve">15.2 Account Type Field and Dynamic Logic</w:t>
+      </w:r>
+    </w:p>
+    <w:p>
+      <w:pPr>
+        <w:spacing w:after="120"/>
+        <w:jc w:val="left"/>
+      </w:pPr>
+      <w:r>
+        <w:rPr>
+          <w:rFonts w:ascii="Arial" w:cs="Arial" w:eastAsia="Arial" w:hAnsi="Arial"/>
+          <w:b w:val="false"/>
+          <w:bCs w:val="false"/>
+          <w:sz w:val="24"/>
+          <w:szCs w:val="24"/>
+        </w:rPr>
+        <w:t xml:space="preserve">The same pattern used to distinguish Mentors from Clients on the Contact entity will be applied to the Account entity to distinguish Client Companies from Partners:</w:t>
+      </w:r>
+    </w:p>
+    <w:p>
+      <w:pPr>
+        <w:pStyle w:val="ListParagraph"/>
+        <w:numPr>
+          <w:ilvl w:val="0"/>
+          <w:numId w:val="2"/>
+        </w:numPr>
+        <w:spacing w:after="80"/>
+      </w:pPr>
+      <w:r>
+        <w:rPr>
+          <w:rFonts w:ascii="Arial" w:cs="Arial" w:eastAsia="Arial" w:hAnsi="Arial"/>
+          <w:sz w:val="24"/>
+          <w:szCs w:val="24"/>
+        </w:rPr>
+        <w:t xml:space="preserve">An Account Type field (dropdown or multi-select) will classify each Account as Client Company, Partner, or both.</w:t>
+      </w:r>
+    </w:p>
+    <w:p>
+      <w:pPr>
+        <w:pStyle w:val="ListParagraph"/>
+        <w:numPr>
+          <w:ilvl w:val="0"/>
+          <w:numId w:val="2"/>
+        </w:numPr>
+        <w:spacing w:after="80"/>
+      </w:pPr>
+      <w:r>
+        <w:rPr>
+          <w:rFonts w:ascii="Arial" w:cs="Arial" w:eastAsia="Arial" w:hAnsi="Arial"/>
+          <w:sz w:val="24"/>
+          <w:szCs w:val="24"/>
+        </w:rPr>
+        <w:t xml:space="preserve">Dynamic Logic panels will show Partner-specific fields (Liaison, Partner Type, Geographic Service Area, Target Population, Public Announcement Allowed, etc.) only when Account Type includes Partner.</w:t>
+      </w:r>
+    </w:p>
+    <w:p>
+      <w:pPr>
+        <w:pStyle w:val="ListParagraph"/>
+        <w:numPr>
+          <w:ilvl w:val="0"/>
+          <w:numId w:val="2"/>
+        </w:numPr>
+        <w:spacing w:after="80"/>
+      </w:pPr>
+      <w:r>
+        <w:rPr>
+          <w:rFonts w:ascii="Arial" w:cs="Arial" w:eastAsia="Arial" w:hAnsi="Arial"/>
+          <w:sz w:val="24"/>
+          <w:szCs w:val="24"/>
+        </w:rPr>
+        <w:t xml:space="preserve">Dynamic Logic panels will show Client Company-specific fields only when Account Type includes Client Company.</w:t>
+      </w:r>
+    </w:p>
+    <w:p>
+      <w:pPr>
+        <w:pStyle w:val="ListParagraph"/>
+        <w:numPr>
+          <w:ilvl w:val="0"/>
+          <w:numId w:val="2"/>
+        </w:numPr>
+        <w:spacing w:after="80"/>
+      </w:pPr>
+      <w:r>
+        <w:rPr>
+          <w:rFonts w:ascii="Arial" w:cs="Arial" w:eastAsia="Arial" w:hAnsi="Arial"/>
+          <w:sz w:val="24"/>
+          <w:szCs w:val="24"/>
+        </w:rPr>
+        <w:t xml:space="preserve">Filtered view presets will provide distinct "Client Companies" and "Partners" list views, so the UI presents them as separate contexts even though the underlying data is unified in a single entity.</w:t>
+      </w:r>
+    </w:p>
+    <w:p>
+      <w:r>
+        <w:t xml:space="preserve"/>
+      </w:r>
+    </w:p>
+    <w:p>
+      <w:pPr>
+        <w:pStyle w:val="Heading2"/>
+      </w:pPr>
+      <w:r>
+        <w:rPr>
+          <w:rFonts w:ascii="Arial" w:cs="Arial" w:eastAsia="Arial" w:hAnsi="Arial"/>
+          <w:b/>
+          <w:bCs/>
+          <w:color w:val="2E75B6"/>
+          <w:sz w:val="28"/>
+          <w:szCs w:val="28"/>
+        </w:rPr>
+        <w:t xml:space="preserve">15.3 Partner Contacts and Parent Organization</w:t>
+      </w:r>
+    </w:p>
+    <w:p>
+      <w:pPr>
+        <w:spacing w:after="120"/>
+        <w:jc w:val="left"/>
+      </w:pPr>
+      <w:r>
+        <w:rPr>
+          <w:rFonts w:ascii="Arial" w:cs="Arial" w:eastAsia="Arial" w:hAnsi="Arial"/>
+          <w:b w:val="false"/>
+          <w:bCs w:val="false"/>
+          <w:sz w:val="24"/>
+          <w:szCs w:val="24"/>
+        </w:rPr>
+        <w:t xml:space="preserve">Two additional implementation points follow naturally from the Account entity decision:</w:t>
+      </w:r>
+    </w:p>
+    <w:p>
+      <w:pPr>
+        <w:pStyle w:val="ListParagraph"/>
+        <w:numPr>
+          <w:ilvl w:val="0"/>
+          <w:numId w:val="2"/>
+        </w:numPr>
+        <w:spacing w:after="80"/>
+      </w:pPr>
+      <w:r>
+        <w:rPr>
+          <w:rFonts w:ascii="Arial" w:cs="Arial" w:eastAsia="Arial" w:hAnsi="Arial"/>
+          <w:sz w:val="24"/>
+          <w:szCs w:val="24"/>
+        </w:rPr>
+        <w:t xml:space="preserve">Partner Contacts are individual people linked to a Partner Account. This maps directly to EspoCRM's native Contact-to-Account relationship — no special configuration is required beyond ensuring Partner Account records are available for linking.</w:t>
+      </w:r>
+    </w:p>
+    <w:p>
+      <w:pPr>
+        <w:pStyle w:val="ListParagraph"/>
+        <w:numPr>
+          <w:ilvl w:val="0"/>
+          <w:numId w:val="2"/>
+        </w:numPr>
+        <w:spacing w:after="80"/>
+      </w:pPr>
+      <w:r>
+        <w:rPr>
+          <w:rFonts w:ascii="Arial" w:cs="Arial" w:eastAsia="Arial" w:hAnsi="Arial"/>
+          <w:sz w:val="24"/>
+          <w:szCs w:val="24"/>
+        </w:rPr>
+        <w:t xml:space="preserve">The Parent Organization hierarchy (Section 5.2) maps directly to EspoCRM's native parent Account field, which supports exactly this kind of organizational hierarchy. No custom relationship is required.</w:t>
+      </w:r>
+    </w:p>
+    <w:p>
+      <w:r>
+        <w:t xml:space="preserve"/>
+      </w:r>
+    </w:p>
+    <w:p>
+      <w:r>
+        <w:br w:type="page"/>
+      </w:r>
+    </w:p>
+    <w:p>
+      <w:pPr>
+        <w:pStyle w:val="Heading1"/>
+      </w:pPr>
+      <w:r>
+        <w:rPr>
+          <w:rFonts w:ascii="Arial" w:cs="Arial" w:eastAsia="Arial" w:hAnsi="Arial"/>
+          <w:b/>
+          <w:bCs/>
+          <w:color w:val="1F4E79"/>
+          <w:sz w:val="32"/>
+          <w:szCs w:val="32"/>
+        </w:rPr>
+        <w:t xml:space="preserve">16. Document Control</w:t>
       </w:r>
     </w:p>
     <w:p>
@@ -14159,7 +14508,7 @@
                 <w:sz w:val="22"/>
                 <w:szCs w:val="22"/>
               </w:rPr>
-              <w:t xml:space="preserve">0.1</w:t>
+              <w:t xml:space="preserve">0.2</w:t>
             </w:r>
           </w:p>
         </w:tc>
@@ -14223,7 +14572,7 @@
                 <w:sz w:val="22"/>
                 <w:szCs w:val="22"/>
               </w:rPr>
-              <w:t xml:space="preserve">Draft — Initial Release</w:t>
+              <w:t xml:space="preserve">Draft — Active Review</w:t>
             </w:r>
           </w:p>
         </w:tc>

--- a/PRDs/CBM-PRD-CRM-Partners.docx
+++ b/PRDs/CBM-PRD-CRM-Partners.docx
@@ -3787,6 +3787,196 @@
                 <w:sz w:val="22"/>
                 <w:szCs w:val="22"/>
               </w:rPr>
+              <w:t xml:space="preserve">Preferred Name</w:t>
+            </w:r>
+          </w:p>
+        </w:tc>
+        <w:tc>
+          <w:tcPr>
+            <w:tcW w:type="dxa" w:w="1800"/>
+            <w:tcBorders>
+              <w:top w:val="single" w:color="CCCCCC" w:sz="1"/>
+              <w:left w:val="single" w:color="CCCCCC" w:sz="1"/>
+              <w:bottom w:val="single" w:color="CCCCCC" w:sz="1"/>
+              <w:right w:val="single" w:color="CCCCCC" w:sz="1"/>
+            </w:tcBorders>
+            <w:shd w:fill="FFFFFF" w:val="clear"/>
+            <w:tcMar>
+              <w:top w:type="dxa" w:w="80"/>
+              <w:left w:type="dxa" w:w="120"/>
+              <w:bottom w:type="dxa" w:w="80"/>
+              <w:right w:type="dxa" w:w="120"/>
+            </w:tcMar>
+            <w:vAlign w:val="top"/>
+          </w:tcPr>
+          <w:p>
+            <w:r>
+              <w:rPr>
+                <w:rFonts w:ascii="Arial" w:cs="Arial" w:eastAsia="Arial" w:hAnsi="Arial"/>
+                <w:b w:val="false"/>
+                <w:bCs w:val="false"/>
+                <w:sz w:val="22"/>
+                <w:szCs w:val="22"/>
+              </w:rPr>
+              <w:t xml:space="preserve">Text</w:t>
+            </w:r>
+          </w:p>
+        </w:tc>
+        <w:tc>
+          <w:tcPr>
+            <w:tcW w:type="dxa" w:w="5160"/>
+            <w:tcBorders>
+              <w:top w:val="single" w:color="CCCCCC" w:sz="1"/>
+              <w:left w:val="single" w:color="CCCCCC" w:sz="1"/>
+              <w:bottom w:val="single" w:color="CCCCCC" w:sz="1"/>
+              <w:right w:val="single" w:color="CCCCCC" w:sz="1"/>
+            </w:tcBorders>
+            <w:shd w:fill="FFFFFF" w:val="clear"/>
+            <w:tcMar>
+              <w:top w:type="dxa" w:w="80"/>
+              <w:left w:type="dxa" w:w="120"/>
+              <w:bottom w:type="dxa" w:w="80"/>
+              <w:right w:type="dxa" w:w="120"/>
+            </w:tcMar>
+            <w:vAlign w:val="top"/>
+          </w:tcPr>
+          <w:p>
+            <w:r>
+              <w:rPr>
+                <w:rFonts w:ascii="Arial" w:cs="Arial" w:eastAsia="Arial" w:hAnsi="Arial"/>
+                <w:b w:val="false"/>
+                <w:bCs w:val="false"/>
+                <w:sz w:val="22"/>
+                <w:szCs w:val="22"/>
+              </w:rPr>
+              <w:t xml:space="preserve">The name the contact prefers to be called (e.g., "Bob" for Robert). Used in personal communications and relationship management. Optional.</w:t>
+            </w:r>
+          </w:p>
+        </w:tc>
+      </w:tr>
+      <w:tr>
+        <w:tc>
+          <w:tcPr>
+            <w:tcW w:type="dxa" w:w="2400"/>
+            <w:tcBorders>
+              <w:top w:val="single" w:color="CCCCCC" w:sz="1"/>
+              <w:left w:val="single" w:color="CCCCCC" w:sz="1"/>
+              <w:bottom w:val="single" w:color="CCCCCC" w:sz="1"/>
+              <w:right w:val="single" w:color="CCCCCC" w:sz="1"/>
+            </w:tcBorders>
+            <w:shd w:fill="F5F9FF" w:val="clear"/>
+            <w:tcMar>
+              <w:top w:type="dxa" w:w="80"/>
+              <w:left w:type="dxa" w:w="120"/>
+              <w:bottom w:type="dxa" w:w="80"/>
+              <w:right w:type="dxa" w:w="120"/>
+            </w:tcMar>
+            <w:vAlign w:val="top"/>
+          </w:tcPr>
+          <w:p>
+            <w:r>
+              <w:rPr>
+                <w:rFonts w:ascii="Arial" w:cs="Arial" w:eastAsia="Arial" w:hAnsi="Arial"/>
+                <w:b/>
+                <w:bCs/>
+                <w:sz w:val="22"/>
+                <w:szCs w:val="22"/>
+              </w:rPr>
+              <w:t xml:space="preserve">Birthdate</w:t>
+            </w:r>
+          </w:p>
+        </w:tc>
+        <w:tc>
+          <w:tcPr>
+            <w:tcW w:type="dxa" w:w="1800"/>
+            <w:tcBorders>
+              <w:top w:val="single" w:color="CCCCCC" w:sz="1"/>
+              <w:left w:val="single" w:color="CCCCCC" w:sz="1"/>
+              <w:bottom w:val="single" w:color="CCCCCC" w:sz="1"/>
+              <w:right w:val="single" w:color="CCCCCC" w:sz="1"/>
+            </w:tcBorders>
+            <w:shd w:fill="F5F9FF" w:val="clear"/>
+            <w:tcMar>
+              <w:top w:type="dxa" w:w="80"/>
+              <w:left w:type="dxa" w:w="120"/>
+              <w:bottom w:type="dxa" w:w="80"/>
+              <w:right w:type="dxa" w:w="120"/>
+            </w:tcMar>
+            <w:vAlign w:val="top"/>
+          </w:tcPr>
+          <w:p>
+            <w:r>
+              <w:rPr>
+                <w:rFonts w:ascii="Arial" w:cs="Arial" w:eastAsia="Arial" w:hAnsi="Arial"/>
+                <w:b w:val="false"/>
+                <w:bCs w:val="false"/>
+                <w:sz w:val="22"/>
+                <w:szCs w:val="22"/>
+              </w:rPr>
+              <w:t xml:space="preserve">Date</w:t>
+            </w:r>
+          </w:p>
+        </w:tc>
+        <w:tc>
+          <w:tcPr>
+            <w:tcW w:type="dxa" w:w="5160"/>
+            <w:tcBorders>
+              <w:top w:val="single" w:color="CCCCCC" w:sz="1"/>
+              <w:left w:val="single" w:color="CCCCCC" w:sz="1"/>
+              <w:bottom w:val="single" w:color="CCCCCC" w:sz="1"/>
+              <w:right w:val="single" w:color="CCCCCC" w:sz="1"/>
+            </w:tcBorders>
+            <w:shd w:fill="F5F9FF" w:val="clear"/>
+            <w:tcMar>
+              <w:top w:type="dxa" w:w="80"/>
+              <w:left w:type="dxa" w:w="120"/>
+              <w:bottom w:type="dxa" w:w="80"/>
+              <w:right w:type="dxa" w:w="120"/>
+            </w:tcMar>
+            <w:vAlign w:val="top"/>
+          </w:tcPr>
+          <w:p>
+            <w:r>
+              <w:rPr>
+                <w:rFonts w:ascii="Arial" w:cs="Arial" w:eastAsia="Arial" w:hAnsi="Arial"/>
+                <w:b w:val="false"/>
+                <w:bCs w:val="false"/>
+                <w:sz w:val="22"/>
+                <w:szCs w:val="22"/>
+              </w:rPr>
+              <w:t xml:space="preserve">Contact's date of birth. Used to recognize birthdays and strengthen the Partner relationship. Optional.</w:t>
+            </w:r>
+          </w:p>
+        </w:tc>
+      </w:tr>
+      <w:tr>
+        <w:tc>
+          <w:tcPr>
+            <w:tcW w:type="dxa" w:w="2400"/>
+            <w:tcBorders>
+              <w:top w:val="single" w:color="CCCCCC" w:sz="1"/>
+              <w:left w:val="single" w:color="CCCCCC" w:sz="1"/>
+              <w:bottom w:val="single" w:color="CCCCCC" w:sz="1"/>
+              <w:right w:val="single" w:color="CCCCCC" w:sz="1"/>
+            </w:tcBorders>
+            <w:shd w:fill="FFFFFF" w:val="clear"/>
+            <w:tcMar>
+              <w:top w:type="dxa" w:w="80"/>
+              <w:left w:type="dxa" w:w="120"/>
+              <w:bottom w:type="dxa" w:w="80"/>
+              <w:right w:type="dxa" w:w="120"/>
+            </w:tcMar>
+            <w:vAlign w:val="top"/>
+          </w:tcPr>
+          <w:p>
+            <w:r>
+              <w:rPr>
+                <w:rFonts w:ascii="Arial" w:cs="Arial" w:eastAsia="Arial" w:hAnsi="Arial"/>
+                <w:b/>
+                <w:bCs/>
+                <w:sz w:val="22"/>
+                <w:szCs w:val="22"/>
+              </w:rPr>
               <w:t xml:space="preserve">Title / Role</w:t>
             </w:r>
           </w:p>
@@ -10860,6 +11050,134 @@
                 <w:sz w:val="22"/>
                 <w:szCs w:val="22"/>
               </w:rPr>
+              <w:t xml:space="preserve">Record preferred name for each Partner contact to support personalized communications</w:t>
+            </w:r>
+          </w:p>
+        </w:tc>
+        <w:tc>
+          <w:tcPr>
+            <w:tcW w:type="dxa" w:w="2160"/>
+            <w:tcBorders>
+              <w:top w:val="single" w:color="CCCCCC" w:sz="1"/>
+              <w:left w:val="single" w:color="CCCCCC" w:sz="1"/>
+              <w:bottom w:val="single" w:color="CCCCCC" w:sz="1"/>
+              <w:right w:val="single" w:color="CCCCCC" w:sz="1"/>
+            </w:tcBorders>
+            <w:shd w:fill="FFFFFF" w:val="clear"/>
+            <w:tcMar>
+              <w:top w:type="dxa" w:w="80"/>
+              <w:left w:type="dxa" w:w="120"/>
+              <w:bottom w:type="dxa" w:w="80"/>
+              <w:right w:type="dxa" w:w="120"/>
+            </w:tcMar>
+            <w:vAlign w:val="top"/>
+          </w:tcPr>
+          <w:p>
+            <w:r>
+              <w:rPr>
+                <w:rFonts w:ascii="Arial" w:cs="Arial" w:eastAsia="Arial" w:hAnsi="Arial"/>
+                <w:b w:val="false"/>
+                <w:bCs w:val="false"/>
+                <w:sz w:val="22"/>
+                <w:szCs w:val="22"/>
+              </w:rPr>
+              <w:t xml:space="preserve">4</w:t>
+            </w:r>
+          </w:p>
+        </w:tc>
+      </w:tr>
+      <w:tr>
+        <w:tc>
+          <w:tcPr>
+            <w:tcW w:type="dxa" w:w="7200"/>
+            <w:tcBorders>
+              <w:top w:val="single" w:color="CCCCCC" w:sz="1"/>
+              <w:left w:val="single" w:color="CCCCCC" w:sz="1"/>
+              <w:bottom w:val="single" w:color="CCCCCC" w:sz="1"/>
+              <w:right w:val="single" w:color="CCCCCC" w:sz="1"/>
+            </w:tcBorders>
+            <w:shd w:fill="F5F9FF" w:val="clear"/>
+            <w:tcMar>
+              <w:top w:type="dxa" w:w="80"/>
+              <w:left w:type="dxa" w:w="120"/>
+              <w:bottom w:type="dxa" w:w="80"/>
+              <w:right w:type="dxa" w:w="120"/>
+            </w:tcMar>
+            <w:vAlign w:val="top"/>
+          </w:tcPr>
+          <w:p>
+            <w:r>
+              <w:rPr>
+                <w:rFonts w:ascii="Arial" w:cs="Arial" w:eastAsia="Arial" w:hAnsi="Arial"/>
+                <w:b w:val="false"/>
+                <w:bCs w:val="false"/>
+                <w:sz w:val="22"/>
+                <w:szCs w:val="22"/>
+              </w:rPr>
+              <w:t xml:space="preserve">Record birthdate for each Partner contact to support relationship-building outreach</w:t>
+            </w:r>
+          </w:p>
+        </w:tc>
+        <w:tc>
+          <w:tcPr>
+            <w:tcW w:type="dxa" w:w="2160"/>
+            <w:tcBorders>
+              <w:top w:val="single" w:color="CCCCCC" w:sz="1"/>
+              <w:left w:val="single" w:color="CCCCCC" w:sz="1"/>
+              <w:bottom w:val="single" w:color="CCCCCC" w:sz="1"/>
+              <w:right w:val="single" w:color="CCCCCC" w:sz="1"/>
+            </w:tcBorders>
+            <w:shd w:fill="F5F9FF" w:val="clear"/>
+            <w:tcMar>
+              <w:top w:type="dxa" w:w="80"/>
+              <w:left w:type="dxa" w:w="120"/>
+              <w:bottom w:type="dxa" w:w="80"/>
+              <w:right w:type="dxa" w:w="120"/>
+            </w:tcMar>
+            <w:vAlign w:val="top"/>
+          </w:tcPr>
+          <w:p>
+            <w:r>
+              <w:rPr>
+                <w:rFonts w:ascii="Arial" w:cs="Arial" w:eastAsia="Arial" w:hAnsi="Arial"/>
+                <w:b w:val="false"/>
+                <w:bCs w:val="false"/>
+                <w:sz w:val="22"/>
+                <w:szCs w:val="22"/>
+              </w:rPr>
+              <w:t xml:space="preserve">3</w:t>
+            </w:r>
+          </w:p>
+        </w:tc>
+      </w:tr>
+      <w:tr>
+        <w:tc>
+          <w:tcPr>
+            <w:tcW w:type="dxa" w:w="7200"/>
+            <w:tcBorders>
+              <w:top w:val="single" w:color="CCCCCC" w:sz="1"/>
+              <w:left w:val="single" w:color="CCCCCC" w:sz="1"/>
+              <w:bottom w:val="single" w:color="CCCCCC" w:sz="1"/>
+              <w:right w:val="single" w:color="CCCCCC" w:sz="1"/>
+            </w:tcBorders>
+            <w:shd w:fill="FFFFFF" w:val="clear"/>
+            <w:tcMar>
+              <w:top w:type="dxa" w:w="80"/>
+              <w:left w:type="dxa" w:w="120"/>
+              <w:bottom w:type="dxa" w:w="80"/>
+              <w:right w:type="dxa" w:w="120"/>
+            </w:tcMar>
+            <w:vAlign w:val="top"/>
+          </w:tcPr>
+          <w:p>
+            <w:r>
+              <w:rPr>
+                <w:rFonts w:ascii="Arial" w:cs="Arial" w:eastAsia="Arial" w:hAnsi="Arial"/>
+                <w:b w:val="false"/>
+                <w:bCs w:val="false"/>
+                <w:sz w:val="22"/>
+                <w:szCs w:val="22"/>
+              </w:rPr>
               <w:t xml:space="preserve">Designate primary contacts by function — e.g., primary for referrals, primary for events</w:t>
             </w:r>
           </w:p>
@@ -14508,7 +14826,7 @@
                 <w:sz w:val="22"/>
                 <w:szCs w:val="22"/>
               </w:rPr>
-              <w:t xml:space="preserve">0.2</w:t>
+              <w:t xml:space="preserve">0.3</w:t>
             </w:r>
           </w:p>
         </w:tc>

--- a/PRDs/CBM-PRD-CRM-Partners.docx
+++ b/PRDs/CBM-PRD-CRM-Partners.docx
@@ -1590,7 +1590,7 @@
                 <w:sz w:val="22"/>
                 <w:szCs w:val="22"/>
               </w:rPr>
-              <w:t xml:space="preserve">Partner Type(s)</w:t>
+              <w:t xml:space="preserve">Organization Type</w:t>
             </w:r>
           </w:p>
         </w:tc>
@@ -1621,7 +1621,7 @@
                 <w:sz w:val="22"/>
                 <w:szCs w:val="22"/>
               </w:rPr>
-              <w:t xml:space="preserve">Multi-select</w:t>
+              <w:t xml:space="preserve">Dropdown</w:t>
             </w:r>
           </w:p>
         </w:tc>
@@ -1652,7 +1652,7 @@
                 <w:sz w:val="22"/>
                 <w:szCs w:val="22"/>
               </w:rPr>
-              <w:t xml:space="preserve">One or more of: Referral Partner, Co-Delivery Partner, Funding/Sponsorship Partner, Resource Partner. Required.</w:t>
+              <w:t xml:space="preserve">The category of organization. Values: Chamber of Commerce, Small Business Development Center (SBDC), Economic Development Agency, University / Academic Institution, Bank / Financial Institution, Nonprofit / Community Organization, Government Agency, Corporate Sponsor, Other. Required.</w:t>
             </w:r>
           </w:p>
         </w:tc>
@@ -1685,7 +1685,7 @@
                 <w:sz w:val="22"/>
                 <w:szCs w:val="22"/>
               </w:rPr>
-              <w:t xml:space="preserve">Partner Status</w:t>
+              <w:t xml:space="preserve">Partner Type(s)</w:t>
             </w:r>
           </w:p>
         </w:tc>
@@ -1716,7 +1716,7 @@
                 <w:sz w:val="22"/>
                 <w:szCs w:val="22"/>
               </w:rPr>
-              <w:t xml:space="preserve">Dropdown</w:t>
+              <w:t xml:space="preserve">Multi-select</w:t>
             </w:r>
           </w:p>
         </w:tc>
@@ -1747,7 +1747,7 @@
                 <w:sz w:val="22"/>
                 <w:szCs w:val="22"/>
               </w:rPr>
-              <w:t xml:space="preserve">Prospect, Active, Lapsed, Inactive. Required.</w:t>
+              <w:t xml:space="preserve">One or more of: Referral Partner, Co-Delivery Partner, Funding/Sponsorship Partner, Resource Partner. Required.</w:t>
             </w:r>
           </w:p>
         </w:tc>
@@ -1780,7 +1780,7 @@
                 <w:sz w:val="22"/>
                 <w:szCs w:val="22"/>
               </w:rPr>
-              <w:t xml:space="preserve">Partnership Start Date</w:t>
+              <w:t xml:space="preserve">Partner Status</w:t>
             </w:r>
           </w:p>
         </w:tc>
@@ -1811,7 +1811,7 @@
                 <w:sz w:val="22"/>
                 <w:szCs w:val="22"/>
               </w:rPr>
-              <w:t xml:space="preserve">Date</w:t>
+              <w:t xml:space="preserve">Dropdown</w:t>
             </w:r>
           </w:p>
         </w:tc>
@@ -1842,7 +1842,7 @@
                 <w:sz w:val="22"/>
                 <w:szCs w:val="22"/>
               </w:rPr>
-              <w:t xml:space="preserve">The date the partnership was formally established. Optional for Prospects; required when status moves to Active.</w:t>
+              <w:t xml:space="preserve">Prospect, Active, Lapsed, Inactive. Required.</w:t>
             </w:r>
           </w:p>
         </w:tc>
@@ -1875,7 +1875,7 @@
                 <w:sz w:val="22"/>
                 <w:szCs w:val="22"/>
               </w:rPr>
-              <w:t xml:space="preserve">Parent Organization</w:t>
+              <w:t xml:space="preserve">Partnership Start Date</w:t>
             </w:r>
           </w:p>
         </w:tc>
@@ -1906,7 +1906,7 @@
                 <w:sz w:val="22"/>
                 <w:szCs w:val="22"/>
               </w:rPr>
-              <w:t xml:space="preserve">Relationship</w:t>
+              <w:t xml:space="preserve">Date</w:t>
             </w:r>
           </w:p>
         </w:tc>
@@ -1937,7 +1937,7 @@
                 <w:sz w:val="22"/>
                 <w:szCs w:val="22"/>
               </w:rPr>
-              <w:t xml:space="preserve">Link to another Partner record that is the parent organization. Used for branches, chapters, or subsidiaries. Optional.</w:t>
+              <w:t xml:space="preserve">The date the partnership was formally established. Optional for Prospects; required when status moves to Active.</w:t>
             </w:r>
           </w:p>
         </w:tc>
@@ -1970,7 +1970,7 @@
                 <w:sz w:val="22"/>
                 <w:szCs w:val="22"/>
               </w:rPr>
-              <w:t xml:space="preserve">Assigned Liaison</w:t>
+              <w:t xml:space="preserve">Parent Organization</w:t>
             </w:r>
           </w:p>
         </w:tc>
@@ -2032,7 +2032,7 @@
                 <w:sz w:val="22"/>
                 <w:szCs w:val="22"/>
               </w:rPr>
-              <w:t xml:space="preserve">The CBM member (mentor, staff, or board) responsible for managing this Partner relationship. Required for Active partners.</w:t>
+              <w:t xml:space="preserve">Link to another Partner record that is the parent organization. Used for branches, chapters, or subsidiaries. Optional.</w:t>
             </w:r>
           </w:p>
         </w:tc>
@@ -2065,7 +2065,7 @@
                 <w:sz w:val="22"/>
                 <w:szCs w:val="22"/>
               </w:rPr>
-              <w:t xml:space="preserve">Public Announcement Allowed</w:t>
+              <w:t xml:space="preserve">Assigned Liaison</w:t>
             </w:r>
           </w:p>
         </w:tc>
@@ -2096,7 +2096,7 @@
                 <w:sz w:val="22"/>
                 <w:szCs w:val="22"/>
               </w:rPr>
-              <w:t xml:space="preserve">Yes/No</w:t>
+              <w:t xml:space="preserve">Relationship</w:t>
             </w:r>
           </w:p>
         </w:tc>
@@ -2127,7 +2127,7 @@
                 <w:sz w:val="22"/>
                 <w:szCs w:val="22"/>
               </w:rPr>
-              <w:t xml:space="preserve">Whether CBM may publicly announce or reference this partnership in its marketing and communications. Defaults to No.</w:t>
+              <w:t xml:space="preserve">The CBM member (mentor, staff, or board) responsible for managing this Partner relationship. Required for Active partners.</w:t>
             </w:r>
           </w:p>
         </w:tc>
@@ -2160,7 +2160,7 @@
                 <w:sz w:val="22"/>
                 <w:szCs w:val="22"/>
               </w:rPr>
-              <w:t xml:space="preserve">Description</w:t>
+              <w:t xml:space="preserve">Public Announcement Allowed</w:t>
             </w:r>
           </w:p>
         </w:tc>
@@ -2191,7 +2191,7 @@
                 <w:sz w:val="22"/>
                 <w:szCs w:val="22"/>
               </w:rPr>
-              <w:t xml:space="preserve">Rich Text</w:t>
+              <w:t xml:space="preserve">Yes/No</w:t>
             </w:r>
           </w:p>
         </w:tc>
@@ -2222,7 +2222,7 @@
                 <w:sz w:val="22"/>
                 <w:szCs w:val="22"/>
               </w:rPr>
-              <w:t xml:space="preserve">General description of the organization, its mission, programs, and any relevant context about the relationship. Optional.</w:t>
+              <w:t xml:space="preserve">Whether CBM may publicly announce or reference this partnership in its marketing and communications. Defaults to No.</w:t>
             </w:r>
           </w:p>
         </w:tc>
@@ -2255,7 +2255,7 @@
                 <w:sz w:val="22"/>
                 <w:szCs w:val="22"/>
               </w:rPr>
-              <w:t xml:space="preserve">Website</w:t>
+              <w:t xml:space="preserve">Description</w:t>
             </w:r>
           </w:p>
         </w:tc>
@@ -2286,7 +2286,7 @@
                 <w:sz w:val="22"/>
                 <w:szCs w:val="22"/>
               </w:rPr>
-              <w:t xml:space="preserve">URL</w:t>
+              <w:t xml:space="preserve">Rich Text</w:t>
             </w:r>
           </w:p>
         </w:tc>
@@ -2317,7 +2317,7 @@
                 <w:sz w:val="22"/>
                 <w:szCs w:val="22"/>
               </w:rPr>
-              <w:t xml:space="preserve">Partner organization's public website. Optional.</w:t>
+              <w:t xml:space="preserve">General description of the organization, its mission, programs, and any relevant context about the relationship. Optional.</w:t>
             </w:r>
           </w:p>
         </w:tc>
@@ -2350,7 +2350,7 @@
                 <w:sz w:val="22"/>
                 <w:szCs w:val="22"/>
               </w:rPr>
-              <w:t xml:space="preserve">Phone</w:t>
+              <w:t xml:space="preserve">Website</w:t>
             </w:r>
           </w:p>
         </w:tc>
@@ -2381,7 +2381,7 @@
                 <w:sz w:val="22"/>
                 <w:szCs w:val="22"/>
               </w:rPr>
-              <w:t xml:space="preserve">Phone</w:t>
+              <w:t xml:space="preserve">URL</w:t>
             </w:r>
           </w:p>
         </w:tc>
@@ -2412,7 +2412,7 @@
                 <w:sz w:val="22"/>
                 <w:szCs w:val="22"/>
               </w:rPr>
-              <w:t xml:space="preserve">Primary phone number for the organization. Optional.</w:t>
+              <w:t xml:space="preserve">Partner organization's public website. Optional.</w:t>
             </w:r>
           </w:p>
         </w:tc>
@@ -2445,7 +2445,7 @@
                 <w:sz w:val="22"/>
                 <w:szCs w:val="22"/>
               </w:rPr>
-              <w:t xml:space="preserve">Street Address</w:t>
+              <w:t xml:space="preserve">Phone</w:t>
             </w:r>
           </w:p>
         </w:tc>
@@ -2476,7 +2476,7 @@
                 <w:sz w:val="22"/>
                 <w:szCs w:val="22"/>
               </w:rPr>
-              <w:t xml:space="preserve">Text</w:t>
+              <w:t xml:space="preserve">Phone</w:t>
             </w:r>
           </w:p>
         </w:tc>
@@ -2507,7 +2507,7 @@
                 <w:sz w:val="22"/>
                 <w:szCs w:val="22"/>
               </w:rPr>
-              <w:t xml:space="preserve">Street address of the organization's primary office. Optional.</w:t>
+              <w:t xml:space="preserve">Primary phone number for the organization. Optional.</w:t>
             </w:r>
           </w:p>
         </w:tc>
@@ -2540,7 +2540,7 @@
                 <w:sz w:val="22"/>
                 <w:szCs w:val="22"/>
               </w:rPr>
-              <w:t xml:space="preserve">City</w:t>
+              <w:t xml:space="preserve">Street Address</w:t>
             </w:r>
           </w:p>
         </w:tc>
@@ -2602,7 +2602,7 @@
                 <w:sz w:val="22"/>
                 <w:szCs w:val="22"/>
               </w:rPr>
-              <w:t xml:space="preserve">City. Optional.</w:t>
+              <w:t xml:space="preserve">Street address of the organization's primary office. Optional.</w:t>
             </w:r>
           </w:p>
         </w:tc>
@@ -2635,7 +2635,7 @@
                 <w:sz w:val="22"/>
                 <w:szCs w:val="22"/>
               </w:rPr>
-              <w:t xml:space="preserve">State</w:t>
+              <w:t xml:space="preserve">City</w:t>
             </w:r>
           </w:p>
         </w:tc>
@@ -2697,7 +2697,7 @@
                 <w:sz w:val="22"/>
                 <w:szCs w:val="22"/>
               </w:rPr>
-              <w:t xml:space="preserve">State. Optional.</w:t>
+              <w:t xml:space="preserve">City. Optional.</w:t>
             </w:r>
           </w:p>
         </w:tc>
@@ -2730,7 +2730,7 @@
                 <w:sz w:val="22"/>
                 <w:szCs w:val="22"/>
               </w:rPr>
-              <w:t xml:space="preserve">ZIP Code</w:t>
+              <w:t xml:space="preserve">State</w:t>
             </w:r>
           </w:p>
         </w:tc>
@@ -2792,7 +2792,7 @@
                 <w:sz w:val="22"/>
                 <w:szCs w:val="22"/>
               </w:rPr>
-              <w:t xml:space="preserve">ZIP / postal code. Optional.</w:t>
+              <w:t xml:space="preserve">State. Optional.</w:t>
             </w:r>
           </w:p>
         </w:tc>
@@ -2825,7 +2825,7 @@
                 <w:sz w:val="22"/>
                 <w:szCs w:val="22"/>
               </w:rPr>
-              <w:t xml:space="preserve">Geographic Service Area</w:t>
+              <w:t xml:space="preserve">ZIP Code</w:t>
             </w:r>
           </w:p>
         </w:tc>
@@ -2856,7 +2856,7 @@
                 <w:sz w:val="22"/>
                 <w:szCs w:val="22"/>
               </w:rPr>
-              <w:t xml:space="preserve">Text / Multi-select</w:t>
+              <w:t xml:space="preserve">Text</w:t>
             </w:r>
           </w:p>
         </w:tc>
@@ -2887,7 +2887,7 @@
                 <w:sz w:val="22"/>
                 <w:szCs w:val="22"/>
               </w:rPr>
-              <w:t xml:space="preserve">The geographic territory or community the organization primarily serves (e.g., City of Cleveland, Cuyahoga County, Greater Akron). Optional.</w:t>
+              <w:t xml:space="preserve">ZIP / postal code. Optional.</w:t>
             </w:r>
           </w:p>
         </w:tc>
@@ -2920,7 +2920,7 @@
                 <w:sz w:val="22"/>
                 <w:szCs w:val="22"/>
               </w:rPr>
-              <w:t xml:space="preserve">Target Population</w:t>
+              <w:t xml:space="preserve">Geographic Service Area</w:t>
             </w:r>
           </w:p>
         </w:tc>
@@ -2982,7 +2982,7 @@
                 <w:sz w:val="22"/>
                 <w:szCs w:val="22"/>
               </w:rPr>
-              <w:t xml:space="preserve">The specific population or business segment the organization focuses on (e.g., minority-owned businesses, women entrepreneurs, tech startups, underserved communities). Optional.</w:t>
+              <w:t xml:space="preserve">The geographic territory or community the organization primarily serves (e.g., City of Cleveland, Cuyahoga County, Greater Akron). Optional.</w:t>
             </w:r>
           </w:p>
         </w:tc>
@@ -3015,7 +3015,7 @@
                 <w:sz w:val="22"/>
                 <w:szCs w:val="22"/>
               </w:rPr>
-              <w:t xml:space="preserve">Social Media</w:t>
+              <w:t xml:space="preserve">Target Population</w:t>
             </w:r>
           </w:p>
         </w:tc>
@@ -3046,7 +3046,7 @@
                 <w:sz w:val="22"/>
                 <w:szCs w:val="22"/>
               </w:rPr>
-              <w:t xml:space="preserve">Text</w:t>
+              <w:t xml:space="preserve">Text / Multi-select</w:t>
             </w:r>
           </w:p>
         </w:tc>
@@ -3077,7 +3077,7 @@
                 <w:sz w:val="22"/>
                 <w:szCs w:val="22"/>
               </w:rPr>
-              <w:t xml:space="preserve">Links to LinkedIn, Facebook, or other relevant social profiles. Optional.</w:t>
+              <w:t xml:space="preserve">The specific population or business segment the organization focuses on (e.g., minority-owned businesses, women entrepreneurs, tech startups, underserved communities). Optional.</w:t>
             </w:r>
           </w:p>
         </w:tc>
@@ -3110,6 +3110,101 @@
                 <w:sz w:val="22"/>
                 <w:szCs w:val="22"/>
               </w:rPr>
+              <w:t xml:space="preserve">Social Media</w:t>
+            </w:r>
+          </w:p>
+        </w:tc>
+        <w:tc>
+          <w:tcPr>
+            <w:tcW w:type="dxa" w:w="1800"/>
+            <w:tcBorders>
+              <w:top w:val="single" w:color="CCCCCC" w:sz="1"/>
+              <w:left w:val="single" w:color="CCCCCC" w:sz="1"/>
+              <w:bottom w:val="single" w:color="CCCCCC" w:sz="1"/>
+              <w:right w:val="single" w:color="CCCCCC" w:sz="1"/>
+            </w:tcBorders>
+            <w:shd w:fill="F5F9FF" w:val="clear"/>
+            <w:tcMar>
+              <w:top w:type="dxa" w:w="80"/>
+              <w:left w:type="dxa" w:w="120"/>
+              <w:bottom w:type="dxa" w:w="80"/>
+              <w:right w:type="dxa" w:w="120"/>
+            </w:tcMar>
+            <w:vAlign w:val="top"/>
+          </w:tcPr>
+          <w:p>
+            <w:r>
+              <w:rPr>
+                <w:rFonts w:ascii="Arial" w:cs="Arial" w:eastAsia="Arial" w:hAnsi="Arial"/>
+                <w:b w:val="false"/>
+                <w:bCs w:val="false"/>
+                <w:sz w:val="22"/>
+                <w:szCs w:val="22"/>
+              </w:rPr>
+              <w:t xml:space="preserve">Text</w:t>
+            </w:r>
+          </w:p>
+        </w:tc>
+        <w:tc>
+          <w:tcPr>
+            <w:tcW w:type="dxa" w:w="5160"/>
+            <w:tcBorders>
+              <w:top w:val="single" w:color="CCCCCC" w:sz="1"/>
+              <w:left w:val="single" w:color="CCCCCC" w:sz="1"/>
+              <w:bottom w:val="single" w:color="CCCCCC" w:sz="1"/>
+              <w:right w:val="single" w:color="CCCCCC" w:sz="1"/>
+            </w:tcBorders>
+            <w:shd w:fill="F5F9FF" w:val="clear"/>
+            <w:tcMar>
+              <w:top w:type="dxa" w:w="80"/>
+              <w:left w:type="dxa" w:w="120"/>
+              <w:bottom w:type="dxa" w:w="80"/>
+              <w:right w:type="dxa" w:w="120"/>
+            </w:tcMar>
+            <w:vAlign w:val="top"/>
+          </w:tcPr>
+          <w:p>
+            <w:r>
+              <w:rPr>
+                <w:rFonts w:ascii="Arial" w:cs="Arial" w:eastAsia="Arial" w:hAnsi="Arial"/>
+                <w:b w:val="false"/>
+                <w:bCs w:val="false"/>
+                <w:sz w:val="22"/>
+                <w:szCs w:val="22"/>
+              </w:rPr>
+              <w:t xml:space="preserve">Links to LinkedIn, Facebook, or other relevant social profiles. Optional.</w:t>
+            </w:r>
+          </w:p>
+        </w:tc>
+      </w:tr>
+      <w:tr>
+        <w:tc>
+          <w:tcPr>
+            <w:tcW w:type="dxa" w:w="2400"/>
+            <w:tcBorders>
+              <w:top w:val="single" w:color="CCCCCC" w:sz="1"/>
+              <w:left w:val="single" w:color="CCCCCC" w:sz="1"/>
+              <w:bottom w:val="single" w:color="CCCCCC" w:sz="1"/>
+              <w:right w:val="single" w:color="CCCCCC" w:sz="1"/>
+            </w:tcBorders>
+            <w:shd w:fill="FFFFFF" w:val="clear"/>
+            <w:tcMar>
+              <w:top w:type="dxa" w:w="80"/>
+              <w:left w:type="dxa" w:w="120"/>
+              <w:bottom w:type="dxa" w:w="80"/>
+              <w:right w:type="dxa" w:w="120"/>
+            </w:tcMar>
+            <w:vAlign w:val="top"/>
+          </w:tcPr>
+          <w:p>
+            <w:r>
+              <w:rPr>
+                <w:rFonts w:ascii="Arial" w:cs="Arial" w:eastAsia="Arial" w:hAnsi="Arial"/>
+                <w:b/>
+                <w:bCs/>
+                <w:sz w:val="22"/>
+                <w:szCs w:val="22"/>
+              </w:rPr>
               <w:t xml:space="preserve">Notes</w:t>
             </w:r>
           </w:p>
@@ -3123,7 +3218,7 @@
               <w:bottom w:val="single" w:color="CCCCCC" w:sz="1"/>
               <w:right w:val="single" w:color="CCCCCC" w:sz="1"/>
             </w:tcBorders>
-            <w:shd w:fill="F5F9FF" w:val="clear"/>
+            <w:shd w:fill="FFFFFF" w:val="clear"/>
             <w:tcMar>
               <w:top w:type="dxa" w:w="80"/>
               <w:left w:type="dxa" w:w="120"/>
@@ -3154,7 +3249,7 @@
               <w:bottom w:val="single" w:color="CCCCCC" w:sz="1"/>
               <w:right w:val="single" w:color="CCCCCC" w:sz="1"/>
             </w:tcBorders>
-            <w:shd w:fill="F5F9FF" w:val="clear"/>
+            <w:shd w:fill="FFFFFF" w:val="clear"/>
             <w:tcMar>
               <w:top w:type="dxa" w:w="80"/>
               <w:left w:type="dxa" w:w="120"/>
@@ -10044,6 +10139,70 @@
                 <w:sz w:val="22"/>
                 <w:szCs w:val="22"/>
               </w:rPr>
+              <w:t xml:space="preserve">Record Organization Type — Chamber of Commerce, SBDC, Economic Development Agency, University/Academic Institution, Bank/Financial Institution, Nonprofit/Community Organization, Government Agency, Corporate Sponsor, Other</w:t>
+            </w:r>
+          </w:p>
+        </w:tc>
+        <w:tc>
+          <w:tcPr>
+            <w:tcW w:type="dxa" w:w="2160"/>
+            <w:tcBorders>
+              <w:top w:val="single" w:color="CCCCCC" w:sz="1"/>
+              <w:left w:val="single" w:color="CCCCCC" w:sz="1"/>
+              <w:bottom w:val="single" w:color="CCCCCC" w:sz="1"/>
+              <w:right w:val="single" w:color="CCCCCC" w:sz="1"/>
+            </w:tcBorders>
+            <w:shd w:fill="F5F9FF" w:val="clear"/>
+            <w:tcMar>
+              <w:top w:type="dxa" w:w="80"/>
+              <w:left w:type="dxa" w:w="120"/>
+              <w:bottom w:type="dxa" w:w="80"/>
+              <w:right w:type="dxa" w:w="120"/>
+            </w:tcMar>
+            <w:vAlign w:val="top"/>
+          </w:tcPr>
+          <w:p>
+            <w:r>
+              <w:rPr>
+                <w:rFonts w:ascii="Arial" w:cs="Arial" w:eastAsia="Arial" w:hAnsi="Arial"/>
+                <w:b w:val="false"/>
+                <w:bCs w:val="false"/>
+                <w:sz w:val="22"/>
+                <w:szCs w:val="22"/>
+              </w:rPr>
+              <w:t xml:space="preserve">4</w:t>
+            </w:r>
+          </w:p>
+        </w:tc>
+      </w:tr>
+      <w:tr>
+        <w:tc>
+          <w:tcPr>
+            <w:tcW w:type="dxa" w:w="7200"/>
+            <w:tcBorders>
+              <w:top w:val="single" w:color="CCCCCC" w:sz="1"/>
+              <w:left w:val="single" w:color="CCCCCC" w:sz="1"/>
+              <w:bottom w:val="single" w:color="CCCCCC" w:sz="1"/>
+              <w:right w:val="single" w:color="CCCCCC" w:sz="1"/>
+            </w:tcBorders>
+            <w:shd w:fill="FFFFFF" w:val="clear"/>
+            <w:tcMar>
+              <w:top w:type="dxa" w:w="80"/>
+              <w:left w:type="dxa" w:w="120"/>
+              <w:bottom w:type="dxa" w:w="80"/>
+              <w:right w:type="dxa" w:w="120"/>
+            </w:tcMar>
+            <w:vAlign w:val="top"/>
+          </w:tcPr>
+          <w:p>
+            <w:r>
+              <w:rPr>
+                <w:rFonts w:ascii="Arial" w:cs="Arial" w:eastAsia="Arial" w:hAnsi="Arial"/>
+                <w:b w:val="false"/>
+                <w:bCs w:val="false"/>
+                <w:sz w:val="22"/>
+                <w:szCs w:val="22"/>
+              </w:rPr>
               <w:t xml:space="preserve">Assign and track Partner Type — Referral, Co-Delivery, Funding/Sponsorship, Resource — with multi-select support</w:t>
             </w:r>
           </w:p>
@@ -10057,7 +10216,7 @@
               <w:bottom w:val="single" w:color="CCCCCC" w:sz="1"/>
               <w:right w:val="single" w:color="CCCCCC" w:sz="1"/>
             </w:tcBorders>
-            <w:shd w:fill="F5F9FF" w:val="clear"/>
+            <w:shd w:fill="FFFFFF" w:val="clear"/>
             <w:tcMar>
               <w:top w:type="dxa" w:w="80"/>
               <w:left w:type="dxa" w:w="120"/>
@@ -10090,7 +10249,7 @@
               <w:bottom w:val="single" w:color="CCCCCC" w:sz="1"/>
               <w:right w:val="single" w:color="CCCCCC" w:sz="1"/>
             </w:tcBorders>
-            <w:shd w:fill="FFFFFF" w:val="clear"/>
+            <w:shd w:fill="F5F9FF" w:val="clear"/>
             <w:tcMar>
               <w:top w:type="dxa" w:w="80"/>
               <w:left w:type="dxa" w:w="120"/>
@@ -10121,7 +10280,7 @@
               <w:bottom w:val="single" w:color="CCCCCC" w:sz="1"/>
               <w:right w:val="single" w:color="CCCCCC" w:sz="1"/>
             </w:tcBorders>
-            <w:shd w:fill="FFFFFF" w:val="clear"/>
+            <w:shd w:fill="F5F9FF" w:val="clear"/>
             <w:tcMar>
               <w:top w:type="dxa" w:w="80"/>
               <w:left w:type="dxa" w:w="120"/>
@@ -10154,7 +10313,7 @@
               <w:bottom w:val="single" w:color="CCCCCC" w:sz="1"/>
               <w:right w:val="single" w:color="CCCCCC" w:sz="1"/>
             </w:tcBorders>
-            <w:shd w:fill="F5F9FF" w:val="clear"/>
+            <w:shd w:fill="FFFFFF" w:val="clear"/>
             <w:tcMar>
               <w:top w:type="dxa" w:w="80"/>
               <w:left w:type="dxa" w:w="120"/>
@@ -10185,7 +10344,7 @@
               <w:bottom w:val="single" w:color="CCCCCC" w:sz="1"/>
               <w:right w:val="single" w:color="CCCCCC" w:sz="1"/>
             </w:tcBorders>
-            <w:shd w:fill="F5F9FF" w:val="clear"/>
+            <w:shd w:fill="FFFFFF" w:val="clear"/>
             <w:tcMar>
               <w:top w:type="dxa" w:w="80"/>
               <w:left w:type="dxa" w:w="120"/>
@@ -10218,7 +10377,7 @@
               <w:bottom w:val="single" w:color="CCCCCC" w:sz="1"/>
               <w:right w:val="single" w:color="CCCCCC" w:sz="1"/>
             </w:tcBorders>
-            <w:shd w:fill="FFFFFF" w:val="clear"/>
+            <w:shd w:fill="F5F9FF" w:val="clear"/>
             <w:tcMar>
               <w:top w:type="dxa" w:w="80"/>
               <w:left w:type="dxa" w:w="120"/>
@@ -10249,7 +10408,7 @@
               <w:bottom w:val="single" w:color="CCCCCC" w:sz="1"/>
               <w:right w:val="single" w:color="CCCCCC" w:sz="1"/>
             </w:tcBorders>
-            <w:shd w:fill="FFFFFF" w:val="clear"/>
+            <w:shd w:fill="F5F9FF" w:val="clear"/>
             <w:tcMar>
               <w:top w:type="dxa" w:w="80"/>
               <w:left w:type="dxa" w:w="120"/>
@@ -10282,7 +10441,7 @@
               <w:bottom w:val="single" w:color="CCCCCC" w:sz="1"/>
               <w:right w:val="single" w:color="CCCCCC" w:sz="1"/>
             </w:tcBorders>
-            <w:shd w:fill="F5F9FF" w:val="clear"/>
+            <w:shd w:fill="FFFFFF" w:val="clear"/>
             <w:tcMar>
               <w:top w:type="dxa" w:w="80"/>
               <w:left w:type="dxa" w:w="120"/>
@@ -10313,7 +10472,7 @@
               <w:bottom w:val="single" w:color="CCCCCC" w:sz="1"/>
               <w:right w:val="single" w:color="CCCCCC" w:sz="1"/>
             </w:tcBorders>
-            <w:shd w:fill="F5F9FF" w:val="clear"/>
+            <w:shd w:fill="FFFFFF" w:val="clear"/>
             <w:tcMar>
               <w:top w:type="dxa" w:w="80"/>
               <w:left w:type="dxa" w:w="120"/>
@@ -10346,7 +10505,7 @@
               <w:bottom w:val="single" w:color="CCCCCC" w:sz="1"/>
               <w:right w:val="single" w:color="CCCCCC" w:sz="1"/>
             </w:tcBorders>
-            <w:shd w:fill="FFFFFF" w:val="clear"/>
+            <w:shd w:fill="F5F9FF" w:val="clear"/>
             <w:tcMar>
               <w:top w:type="dxa" w:w="80"/>
               <w:left w:type="dxa" w:w="120"/>
@@ -10377,7 +10536,7 @@
               <w:bottom w:val="single" w:color="CCCCCC" w:sz="1"/>
               <w:right w:val="single" w:color="CCCCCC" w:sz="1"/>
             </w:tcBorders>
-            <w:shd w:fill="FFFFFF" w:val="clear"/>
+            <w:shd w:fill="F5F9FF" w:val="clear"/>
             <w:tcMar>
               <w:top w:type="dxa" w:w="80"/>
               <w:left w:type="dxa" w:w="120"/>
@@ -10410,7 +10569,7 @@
               <w:bottom w:val="single" w:color="CCCCCC" w:sz="1"/>
               <w:right w:val="single" w:color="CCCCCC" w:sz="1"/>
             </w:tcBorders>
-            <w:shd w:fill="F5F9FF" w:val="clear"/>
+            <w:shd w:fill="FFFFFF" w:val="clear"/>
             <w:tcMar>
               <w:top w:type="dxa" w:w="80"/>
               <w:left w:type="dxa" w:w="120"/>
@@ -10441,7 +10600,7 @@
               <w:bottom w:val="single" w:color="CCCCCC" w:sz="1"/>
               <w:right w:val="single" w:color="CCCCCC" w:sz="1"/>
             </w:tcBorders>
-            <w:shd w:fill="F5F9FF" w:val="clear"/>
+            <w:shd w:fill="FFFFFF" w:val="clear"/>
             <w:tcMar>
               <w:top w:type="dxa" w:w="80"/>
               <w:left w:type="dxa" w:w="120"/>
@@ -10474,7 +10633,7 @@
               <w:bottom w:val="single" w:color="CCCCCC" w:sz="1"/>
               <w:right w:val="single" w:color="CCCCCC" w:sz="1"/>
             </w:tcBorders>
-            <w:shd w:fill="FFFFFF" w:val="clear"/>
+            <w:shd w:fill="F5F9FF" w:val="clear"/>
             <w:tcMar>
               <w:top w:type="dxa" w:w="80"/>
               <w:left w:type="dxa" w:w="120"/>
@@ -10505,7 +10664,7 @@
               <w:bottom w:val="single" w:color="CCCCCC" w:sz="1"/>
               <w:right w:val="single" w:color="CCCCCC" w:sz="1"/>
             </w:tcBorders>
-            <w:shd w:fill="FFFFFF" w:val="clear"/>
+            <w:shd w:fill="F5F9FF" w:val="clear"/>
             <w:tcMar>
               <w:top w:type="dxa" w:w="80"/>
               <w:left w:type="dxa" w:w="120"/>
@@ -10538,7 +10697,7 @@
               <w:bottom w:val="single" w:color="CCCCCC" w:sz="1"/>
               <w:right w:val="single" w:color="CCCCCC" w:sz="1"/>
             </w:tcBorders>
-            <w:shd w:fill="F5F9FF" w:val="clear"/>
+            <w:shd w:fill="FFFFFF" w:val="clear"/>
             <w:tcMar>
               <w:top w:type="dxa" w:w="80"/>
               <w:left w:type="dxa" w:w="120"/>
@@ -10569,7 +10728,7 @@
               <w:bottom w:val="single" w:color="CCCCCC" w:sz="1"/>
               <w:right w:val="single" w:color="CCCCCC" w:sz="1"/>
             </w:tcBorders>
-            <w:shd w:fill="F5F9FF" w:val="clear"/>
+            <w:shd w:fill="FFFFFF" w:val="clear"/>
             <w:tcMar>
               <w:top w:type="dxa" w:w="80"/>
               <w:left w:type="dxa" w:w="120"/>
@@ -10602,7 +10761,7 @@
               <w:bottom w:val="single" w:color="CCCCCC" w:sz="1"/>
               <w:right w:val="single" w:color="CCCCCC" w:sz="1"/>
             </w:tcBorders>
-            <w:shd w:fill="FFFFFF" w:val="clear"/>
+            <w:shd w:fill="F5F9FF" w:val="clear"/>
             <w:tcMar>
               <w:top w:type="dxa" w:w="80"/>
               <w:left w:type="dxa" w:w="120"/>
@@ -10633,7 +10792,7 @@
               <w:bottom w:val="single" w:color="CCCCCC" w:sz="1"/>
               <w:right w:val="single" w:color="CCCCCC" w:sz="1"/>
             </w:tcBorders>
-            <w:shd w:fill="FFFFFF" w:val="clear"/>
+            <w:shd w:fill="F5F9FF" w:val="clear"/>
             <w:tcMar>
               <w:top w:type="dxa" w:w="80"/>
               <w:left w:type="dxa" w:w="120"/>
@@ -10666,7 +10825,7 @@
               <w:bottom w:val="single" w:color="CCCCCC" w:sz="1"/>
               <w:right w:val="single" w:color="CCCCCC" w:sz="1"/>
             </w:tcBorders>
-            <w:shd w:fill="F5F9FF" w:val="clear"/>
+            <w:shd w:fill="FFFFFF" w:val="clear"/>
             <w:tcMar>
               <w:top w:type="dxa" w:w="80"/>
               <w:left w:type="dxa" w:w="120"/>
@@ -10697,7 +10856,7 @@
               <w:bottom w:val="single" w:color="CCCCCC" w:sz="1"/>
               <w:right w:val="single" w:color="CCCCCC" w:sz="1"/>
             </w:tcBorders>
-            <w:shd w:fill="F5F9FF" w:val="clear"/>
+            <w:shd w:fill="FFFFFF" w:val="clear"/>
             <w:tcMar>
               <w:top w:type="dxa" w:w="80"/>
               <w:left w:type="dxa" w:w="120"/>
@@ -10730,7 +10889,7 @@
               <w:bottom w:val="single" w:color="CCCCCC" w:sz="1"/>
               <w:right w:val="single" w:color="CCCCCC" w:sz="1"/>
             </w:tcBorders>
-            <w:shd w:fill="FFFFFF" w:val="clear"/>
+            <w:shd w:fill="F5F9FF" w:val="clear"/>
             <w:tcMar>
               <w:top w:type="dxa" w:w="80"/>
               <w:left w:type="dxa" w:w="120"/>
@@ -10761,7 +10920,7 @@
               <w:bottom w:val="single" w:color="CCCCCC" w:sz="1"/>
               <w:right w:val="single" w:color="CCCCCC" w:sz="1"/>
             </w:tcBorders>
-            <w:shd w:fill="FFFFFF" w:val="clear"/>
+            <w:shd w:fill="F5F9FF" w:val="clear"/>
             <w:tcMar>
               <w:top w:type="dxa" w:w="80"/>
               <w:left w:type="dxa" w:w="120"/>
@@ -14826,7 +14985,7 @@
                 <w:sz w:val="22"/>
                 <w:szCs w:val="22"/>
               </w:rPr>
-              <w:t xml:space="preserve">0.3</w:t>
+              <w:t xml:space="preserve">0.4</w:t>
             </w:r>
           </w:p>
         </w:tc>
@@ -16688,6 +16847,134 @@
                 <w:szCs w:val="22"/>
               </w:rPr>
               <w:t xml:space="preserve">CBM needs to support a parent-child relationship between Partner organizations. For example, a local branch or chapter of a larger organization should be linkable to its parent (e.g., a bank with multiple branches, or a national org with a local chapter). Both parent and child are independent Partner records.</w:t>
+            </w:r>
+          </w:p>
+        </w:tc>
+      </w:tr>
+      <w:tr>
+        <w:tc>
+          <w:tcPr>
+            <w:tcW w:type="dxa" w:w="3600"/>
+            <w:tcBorders>
+              <w:top w:val="single" w:color="CCCCCC" w:sz="1"/>
+              <w:left w:val="single" w:color="CCCCCC" w:sz="1"/>
+              <w:bottom w:val="single" w:color="CCCCCC" w:sz="1"/>
+              <w:right w:val="single" w:color="CCCCCC" w:sz="1"/>
+            </w:tcBorders>
+            <w:shd w:fill="F5F9FF" w:val="clear"/>
+            <w:tcMar>
+              <w:top w:type="dxa" w:w="80"/>
+              <w:left w:type="dxa" w:w="120"/>
+              <w:bottom w:type="dxa" w:w="80"/>
+              <w:right w:type="dxa" w:w="120"/>
+            </w:tcMar>
+            <w:vAlign w:val="top"/>
+          </w:tcPr>
+          <w:p>
+            <w:r>
+              <w:rPr>
+                <w:rFonts w:ascii="Arial" w:cs="Arial" w:eastAsia="Arial" w:hAnsi="Arial"/>
+                <w:b/>
+                <w:bCs/>
+                <w:sz w:val="22"/>
+                <w:szCs w:val="22"/>
+              </w:rPr>
+              <w:t xml:space="preserve">Post-Discovery: CRM Entity Decision — Should Partners use EspoCRM's Accounts entity or a custom entity?</w:t>
+            </w:r>
+          </w:p>
+        </w:tc>
+        <w:tc>
+          <w:tcPr>
+            <w:tcW w:type="dxa" w:w="5760"/>
+            <w:tcBorders>
+              <w:top w:val="single" w:color="CCCCCC" w:sz="1"/>
+              <w:left w:val="single" w:color="CCCCCC" w:sz="1"/>
+              <w:bottom w:val="single" w:color="CCCCCC" w:sz="1"/>
+              <w:right w:val="single" w:color="CCCCCC" w:sz="1"/>
+            </w:tcBorders>
+            <w:shd w:fill="F5F9FF" w:val="clear"/>
+            <w:tcMar>
+              <w:top w:type="dxa" w:w="80"/>
+              <w:left w:type="dxa" w:w="120"/>
+              <w:bottom w:type="dxa" w:w="80"/>
+              <w:right w:type="dxa" w:w="120"/>
+            </w:tcMar>
+            <w:vAlign w:val="top"/>
+          </w:tcPr>
+          <w:p>
+            <w:r>
+              <w:rPr>
+                <w:rFonts w:ascii="Arial" w:cs="Arial" w:eastAsia="Arial" w:hAnsi="Arial"/>
+                <w:b w:val="false"/>
+                <w:bCs w:val="false"/>
+                <w:sz w:val="22"/>
+                <w:szCs w:val="22"/>
+              </w:rPr>
+              <w:t xml:space="preserve">Resolved during PRD review (see Section 15). Partners will be modeled using EspoCRM's native Accounts entity alongside Client Companies. A single Account entity covers all organizations. Account Type field plus Dynamic Logic panels and filtered view presets replicate the pattern already used on the Contact entity for Mentors and Clients. Using a custom entity would create two disconnected pools of organization records and significant risk of duplicate entries.</w:t>
+            </w:r>
+          </w:p>
+        </w:tc>
+      </w:tr>
+      <w:tr>
+        <w:tc>
+          <w:tcPr>
+            <w:tcW w:type="dxa" w:w="3600"/>
+            <w:tcBorders>
+              <w:top w:val="single" w:color="CCCCCC" w:sz="1"/>
+              <w:left w:val="single" w:color="CCCCCC" w:sz="1"/>
+              <w:bottom w:val="single" w:color="CCCCCC" w:sz="1"/>
+              <w:right w:val="single" w:color="CCCCCC" w:sz="1"/>
+            </w:tcBorders>
+            <w:shd w:fill="FFFFFF" w:val="clear"/>
+            <w:tcMar>
+              <w:top w:type="dxa" w:w="80"/>
+              <w:left w:type="dxa" w:w="120"/>
+              <w:bottom w:type="dxa" w:w="80"/>
+              <w:right w:type="dxa" w:w="120"/>
+            </w:tcMar>
+            <w:vAlign w:val="top"/>
+          </w:tcPr>
+          <w:p>
+            <w:r>
+              <w:rPr>
+                <w:rFonts w:ascii="Arial" w:cs="Arial" w:eastAsia="Arial" w:hAnsi="Arial"/>
+                <w:b/>
+                <w:bCs/>
+                <w:sz w:val="22"/>
+                <w:szCs w:val="22"/>
+              </w:rPr>
+              <w:t xml:space="preserve">Post-Discovery: Organization Type — Should CBM track the category of organization a Partner represents?</w:t>
+            </w:r>
+          </w:p>
+        </w:tc>
+        <w:tc>
+          <w:tcPr>
+            <w:tcW w:type="dxa" w:w="5760"/>
+            <w:tcBorders>
+              <w:top w:val="single" w:color="CCCCCC" w:sz="1"/>
+              <w:left w:val="single" w:color="CCCCCC" w:sz="1"/>
+              <w:bottom w:val="single" w:color="CCCCCC" w:sz="1"/>
+              <w:right w:val="single" w:color="CCCCCC" w:sz="1"/>
+            </w:tcBorders>
+            <w:shd w:fill="FFFFFF" w:val="clear"/>
+            <w:tcMar>
+              <w:top w:type="dxa" w:w="80"/>
+              <w:left w:type="dxa" w:w="120"/>
+              <w:bottom w:type="dxa" w:w="80"/>
+              <w:right w:type="dxa" w:w="120"/>
+            </w:tcMar>
+            <w:vAlign w:val="top"/>
+          </w:tcPr>
+          <w:p>
+            <w:r>
+              <w:rPr>
+                <w:rFonts w:ascii="Arial" w:cs="Arial" w:eastAsia="Arial" w:hAnsi="Arial"/>
+                <w:b w:val="false"/>
+                <w:bCs w:val="false"/>
+                <w:sz w:val="22"/>
+                <w:szCs w:val="22"/>
+              </w:rPr>
+              <w:t xml:space="preserve">Identified during PRD review as a missing field. Organization Type is a single-select dropdown field added to the Partner profile (Section 5.1) and Section 14.1 requirements. Initial values: Chamber of Commerce, Small Business Development Center (SBDC), Economic Development Agency, University / Academic Institution, Bank / Financial Institution, Nonprofit / Community Organization, Government Agency, Corporate Sponsor, Other. Values may be expanded as CBM's partner network grows.</w:t>
             </w:r>
           </w:p>
         </w:tc>

--- a/PRDs/CBM-PRD-CRM-Partners.docx
+++ b/PRDs/CBM-PRD-CRM-Partners.docx
@@ -770,7 +770,7 @@
           <w:sz w:val="24"/>
           <w:szCs w:val="24"/>
         </w:rPr>
-        <w:t xml:space="preserve">Partner organizations progress through a defined set of statuses that reflect the current state of their relationship with CBM. Status is managed by the assigned liaison or a CBM administrator.</w:t>
+        <w:t xml:space="preserve">Partner organizations progress through a defined set of statuses that reflect the current state of their relationship with CBM. Status is managed by the assigned Partner Coordinator.</w:t>
       </w:r>
     </w:p>
     <w:p>
@@ -1291,7 +1291,7 @@
           <w:sz w:val="22"/>
           <w:szCs w:val="22"/>
         </w:rPr>
-        <w:t xml:space="preserve">Note: Status changes should always be accompanied by a note explaining what prompted the change. No automated workflow triggers status changes — this is a manual process managed by the liaison or admin.</w:t>
+        <w:t xml:space="preserve">Note: Status changes should always be accompanied by a note explaining what prompted the change. No automated workflow triggers status changes — this is a manual process managed by the Partner Coordinator.</w:t>
       </w:r>
     </w:p>
     <w:p>
@@ -5455,7 +5455,7 @@
           <w:sz w:val="22"/>
           <w:szCs w:val="22"/>
         </w:rPr>
-        <w:t xml:space="preserve">Note: Agreement documents are restricted to management-level access. Liaisons and mentors without management access cannot view or download agreement attachments.</w:t>
+        <w:t xml:space="preserve">Note: Agreement documents are restricted to Partner Coordinator and Executive Member access only. Mentors cannot view or download agreement attachments.</w:t>
       </w:r>
     </w:p>
     <w:p>
@@ -6364,7 +6364,7 @@
           <w:sz w:val="24"/>
           <w:szCs w:val="24"/>
         </w:rPr>
-        <w:t xml:space="preserve">Liaison assignment is managed by a CBM administrator and stored on the Partner profile record.</w:t>
+        <w:t xml:space="preserve">Liaison assignment is managed by the Partner Coordinator and stored on the Partner profile record.</w:t>
       </w:r>
     </w:p>
     <w:p>
@@ -14173,7 +14173,7 @@
                 <w:sz w:val="22"/>
                 <w:szCs w:val="22"/>
               </w:rPr>
-              <w:t xml:space="preserve">CBM Admin/Management — full access to all Partner records, contacts, agreements, and analytics</w:t>
+              <w:t xml:space="preserve">Partner Coordinator — full access to all Partner records, contacts, agreements, and analytics</w:t>
             </w:r>
           </w:p>
         </w:tc>
@@ -14237,7 +14237,7 @@
                 <w:sz w:val="22"/>
                 <w:szCs w:val="22"/>
               </w:rPr>
-              <w:t xml:space="preserve">Assigned Liaison — full access to their assigned Partner records; can log notes, tasks, activities, and communications</w:t>
+              <w:t xml:space="preserve">Partner Coordinator — full access to their assigned Partner records; can log notes, tasks, activities, and communications</w:t>
             </w:r>
           </w:p>
         </w:tc>
@@ -14301,7 +14301,7 @@
                 <w:sz w:val="22"/>
                 <w:szCs w:val="22"/>
               </w:rPr>
-              <w:t xml:space="preserve">Other Mentors — read-only access to Partner Directory for reference</w:t>
+              <w:t xml:space="preserve">Mentor — read-only access to Partner Directory for reference</w:t>
             </w:r>
           </w:p>
         </w:tc>
@@ -14365,7 +14365,7 @@
                 <w:sz w:val="22"/>
                 <w:szCs w:val="22"/>
               </w:rPr>
-              <w:t xml:space="preserve">Board Members — summary-level visibility into Partner portfolio</w:t>
+              <w:t xml:space="preserve">Executive Member — full read visibility into Partner portfolio and analytics</w:t>
             </w:r>
           </w:p>
         </w:tc>
@@ -14429,7 +14429,7 @@
                 <w:sz w:val="22"/>
                 <w:szCs w:val="22"/>
               </w:rPr>
-              <w:t xml:space="preserve">Restrict Partner agreement documents to management-level access only — liaisons and mentors without management access cannot view or download agreements</w:t>
+              <w:t xml:space="preserve">Restrict Partner agreement documents to Partner Coordinator and Executive Member access only — Mentors cannot view or download agreements</w:t>
             </w:r>
           </w:p>
         </w:tc>
@@ -16782,7 +16782,7 @@
                 <w:sz w:val="22"/>
                 <w:szCs w:val="22"/>
               </w:rPr>
-              <w:t xml:space="preserve">Admin/Management: full access to all records, analytics, and agreements. Liaison: full access to assigned partners, can log notes/tasks/activities. Other mentors: read-only directory access. Board: summary-level portfolio visibility. All Partner documents are restricted to management-level access only.</w:t>
+              <w:t xml:space="preserve">Partner Coordinator: full access to all Partner records, contacts, agreements, and analytics; can log notes, tasks, activities, and communications. Mentor: read-only directory access. Executive Member: full read visibility into Partner portfolio and analytics. Partner agreement documents are restricted to Partner Coordinator and Executive Member access only.</w:t>
             </w:r>
           </w:p>
         </w:tc>
